--- a/Resume/HET PATEL RESUME.docx
+++ b/Resume/HET PATEL RESUME.docx
@@ -64,10 +64,69 @@
           <w:rFonts w:asciiTheme="minorHAnsi" w:hAnsiTheme="minorHAnsi" w:cstheme="minorHAnsi"/>
           <w:b w:val="0"/>
           <w:bCs/>
-          <w:sz w:val="22"/>
-          <w:szCs w:val="21"/>
-        </w:rPr>
-      </w:pPr>
+          <w:sz w:val="24"/>
+          <w:szCs w:val="24"/>
+        </w:rPr>
+      </w:pPr>
+      <w:r>
+        <w:rPr>
+          <w:sz w:val="24"/>
+          <w:szCs w:val="24"/>
+        </w:rPr>
+        <w:fldChar w:fldCharType="begin"/>
+      </w:r>
+      <w:r>
+        <w:rPr>
+          <w:sz w:val="24"/>
+          <w:szCs w:val="24"/>
+        </w:rPr>
+        <w:instrText>HYPERLINK "mailto:Hetnpatel1610@gmail.com"</w:instrText>
+      </w:r>
+      <w:r>
+        <w:rPr>
+          <w:sz w:val="24"/>
+          <w:szCs w:val="24"/>
+        </w:rPr>
+      </w:r>
+      <w:r>
+        <w:rPr>
+          <w:sz w:val="24"/>
+          <w:szCs w:val="24"/>
+        </w:rPr>
+        <w:fldChar w:fldCharType="separate"/>
+      </w:r>
+      <w:r>
+        <w:rPr>
+          <w:rStyle w:val="Hyperlink"/>
+          <w:rFonts w:asciiTheme="minorHAnsi" w:hAnsiTheme="minorHAnsi" w:cstheme="minorHAnsi"/>
+          <w:b w:val="0"/>
+          <w:bCs/>
+          <w:sz w:val="24"/>
+          <w:szCs w:val="24"/>
+        </w:rPr>
+        <w:t>Email</w:t>
+      </w:r>
+      <w:r>
+        <w:rPr>
+          <w:rStyle w:val="Hyperlink"/>
+          <w:rFonts w:asciiTheme="minorHAnsi" w:hAnsiTheme="minorHAnsi" w:cstheme="minorHAnsi"/>
+          <w:b w:val="0"/>
+          <w:bCs/>
+          <w:sz w:val="24"/>
+          <w:szCs w:val="24"/>
+        </w:rPr>
+        <w:fldChar w:fldCharType="end"/>
+      </w:r>
+      <w:r>
+        <w:rPr>
+          <w:rFonts w:asciiTheme="minorHAnsi" w:hAnsiTheme="minorHAnsi" w:cstheme="minorHAnsi"/>
+          <w:b w:val="0"/>
+          <w:bCs/>
+          <w:sz w:val="24"/>
+          <w:szCs w:val="24"/>
+        </w:rPr>
+        <w:t xml:space="preserve">| </w:t>
+      </w:r>
       <w:hyperlink r:id="rId5" w:history="1">
         <w:r>
           <w:rPr>
@@ -75,10 +134,10 @@
             <w:rFonts w:asciiTheme="minorHAnsi" w:hAnsiTheme="minorHAnsi" w:cstheme="minorHAnsi"/>
             <w:b w:val="0"/>
             <w:bCs/>
-            <w:sz w:val="22"/>
-            <w:szCs w:val="21"/>
+            <w:sz w:val="24"/>
+            <w:szCs w:val="24"/>
           </w:rPr>
-          <w:t>Email</w:t>
+          <w:t>LinkedIn</w:t>
         </w:r>
       </w:hyperlink>
       <w:r>
@@ -86,60 +145,10 @@
           <w:rFonts w:asciiTheme="minorHAnsi" w:hAnsiTheme="minorHAnsi" w:cstheme="minorHAnsi"/>
           <w:b w:val="0"/>
           <w:bCs/>
-          <w:sz w:val="22"/>
-          <w:szCs w:val="21"/>
-        </w:rPr>
-        <w:t>| +</w:t>
-      </w:r>
-      <w:r>
-        <w:rPr>
-          <w:rFonts w:asciiTheme="minorHAnsi" w:hAnsiTheme="minorHAnsi" w:cstheme="minorHAnsi"/>
-          <w:b w:val="0"/>
-          <w:bCs/>
-          <w:sz w:val="22"/>
-          <w:szCs w:val="21"/>
-        </w:rPr>
-        <w:t>9</w:t>
-      </w:r>
-      <w:r>
-        <w:rPr>
-          <w:rFonts w:asciiTheme="minorHAnsi" w:hAnsiTheme="minorHAnsi" w:cstheme="minorHAnsi"/>
-          <w:b w:val="0"/>
-          <w:bCs/>
-          <w:sz w:val="22"/>
-          <w:szCs w:val="21"/>
-        </w:rPr>
-        <w:t>1</w:t>
-      </w:r>
-      <w:r>
-        <w:rPr>
-          <w:rFonts w:asciiTheme="minorHAnsi" w:hAnsiTheme="minorHAnsi" w:cstheme="minorHAnsi"/>
-          <w:b w:val="0"/>
-          <w:bCs/>
-          <w:sz w:val="22"/>
-          <w:szCs w:val="21"/>
-        </w:rPr>
-        <w:t xml:space="preserve"> 9998590465</w:t>
-      </w:r>
-      <w:r>
-        <w:rPr>
-          <w:rFonts w:asciiTheme="minorHAnsi" w:hAnsiTheme="minorHAnsi" w:cstheme="minorHAnsi"/>
-          <w:b w:val="0"/>
-          <w:bCs/>
-          <w:sz w:val="22"/>
-          <w:szCs w:val="21"/>
+          <w:sz w:val="24"/>
+          <w:szCs w:val="24"/>
         </w:rPr>
         <w:t xml:space="preserve"> |</w:t>
-      </w:r>
-      <w:r>
-        <w:rPr>
-          <w:rFonts w:asciiTheme="minorHAnsi" w:hAnsiTheme="minorHAnsi" w:cstheme="minorHAnsi"/>
-          <w:b w:val="0"/>
-          <w:bCs/>
-          <w:sz w:val="22"/>
-          <w:szCs w:val="21"/>
-        </w:rPr>
-        <w:t xml:space="preserve"> </w:t>
       </w:r>
       <w:hyperlink r:id="rId6" w:history="1">
         <w:r>
@@ -148,10 +157,10 @@
             <w:rFonts w:asciiTheme="minorHAnsi" w:hAnsiTheme="minorHAnsi" w:cstheme="minorHAnsi"/>
             <w:b w:val="0"/>
             <w:bCs/>
-            <w:sz w:val="22"/>
-            <w:szCs w:val="21"/>
+            <w:sz w:val="24"/>
+            <w:szCs w:val="24"/>
           </w:rPr>
-          <w:t>LinkedIn</w:t>
+          <w:t>Portfolio</w:t>
         </w:r>
       </w:hyperlink>
       <w:r>
@@ -159,10 +168,40 @@
           <w:rFonts w:asciiTheme="minorHAnsi" w:hAnsiTheme="minorHAnsi" w:cstheme="minorHAnsi"/>
           <w:b w:val="0"/>
           <w:bCs/>
-          <w:sz w:val="22"/>
-          <w:szCs w:val="21"/>
-        </w:rPr>
-        <w:t xml:space="preserve"> | Nadiad - Gujarat</w:t>
+          <w:sz w:val="24"/>
+          <w:szCs w:val="24"/>
+        </w:rPr>
+        <w:t>|</w:t>
+      </w:r>
+      <w:r>
+        <w:rPr>
+          <w:rFonts w:asciiTheme="minorHAnsi" w:hAnsiTheme="minorHAnsi" w:cstheme="minorHAnsi"/>
+          <w:b w:val="0"/>
+          <w:bCs/>
+          <w:sz w:val="24"/>
+          <w:szCs w:val="24"/>
+        </w:rPr>
+        <w:t xml:space="preserve">+91 9998590465 </w:t>
+      </w:r>
+      <w:r>
+        <w:rPr>
+          <w:rFonts w:asciiTheme="minorHAnsi" w:hAnsiTheme="minorHAnsi" w:cstheme="minorHAnsi"/>
+          <w:b w:val="0"/>
+          <w:bCs/>
+          <w:sz w:val="24"/>
+          <w:szCs w:val="24"/>
+        </w:rPr>
+        <w:t xml:space="preserve">| </w:t>
+      </w:r>
+      <w:r>
+        <w:rPr>
+          <w:rFonts w:asciiTheme="minorHAnsi" w:hAnsiTheme="minorHAnsi" w:cstheme="minorHAnsi"/>
+          <w:b w:val="0"/>
+          <w:bCs/>
+          <w:sz w:val="24"/>
+          <w:szCs w:val="24"/>
+        </w:rPr>
+        <w:t>Nadiad - Gujarat</w:t>
       </w:r>
     </w:p>
     <w:p>
